--- a/tuannay.docx
+++ b/tuannay.docx
@@ -20,6 +20,49 @@
           <w:sz w:val="28"/>
           <w:szCs w:val="28"/>
         </w:rPr>
+        <w:t>HOA</w:t>
+      </w:r>
+    </w:p>
+    <w:p>
+      <w:pPr>
+        <w:rPr>
+          <w:rFonts w:ascii="Times New Roman" w:hAnsi="Times New Roman" w:cs="Times New Roman"/>
+          <w:b/>
+          <w:bCs/>
+          <w:sz w:val="28"/>
+          <w:szCs w:val="28"/>
+        </w:rPr>
+      </w:pPr>
+    </w:p>
+    <w:p>
+      <w:pPr>
+        <w:rPr>
+          <w:rFonts w:ascii="Times New Roman" w:hAnsi="Times New Roman" w:cs="Times New Roman"/>
+          <w:b/>
+          <w:bCs/>
+          <w:sz w:val="28"/>
+          <w:szCs w:val="28"/>
+        </w:rPr>
+      </w:pPr>
+    </w:p>
+    <w:p>
+      <w:pPr>
+        <w:rPr>
+          <w:rFonts w:ascii="Times New Roman" w:hAnsi="Times New Roman" w:cs="Times New Roman"/>
+          <w:b/>
+          <w:bCs/>
+          <w:sz w:val="28"/>
+          <w:szCs w:val="28"/>
+        </w:rPr>
+      </w:pPr>
+      <w:r>
+        <w:rPr>
+          <w:rFonts w:ascii="Times New Roman" w:hAnsi="Times New Roman" w:cs="Times New Roman"/>
+          <w:b/>
+          <w:bCs/>
+          <w:sz w:val="28"/>
+          <w:szCs w:val="28"/>
+        </w:rPr>
         <w:t>1. Tổng quan về chất lượng phần mềm và Verification &amp; Validation</w:t>
       </w:r>
     </w:p>
@@ -310,6 +353,7 @@
           <w:sz w:val="28"/>
           <w:szCs w:val="28"/>
         </w:rPr>
+        <w:lastRenderedPageBreak/>
         <w:t>Thiết kế sai (Design errors):</w:t>
       </w:r>
       <w:r>
@@ -342,7 +386,6 @@
           <w:sz w:val="28"/>
           <w:szCs w:val="28"/>
         </w:rPr>
-        <w:lastRenderedPageBreak/>
         <w:t>Cài đặt sai (Implementation errors):</w:t>
       </w:r>
       <w:r>
@@ -708,6 +751,7 @@
           <w:sz w:val="28"/>
           <w:szCs w:val="28"/>
         </w:rPr>
+        <w:lastRenderedPageBreak/>
         <w:t xml:space="preserve">Verification đảm bảo tính </w:t>
       </w:r>
       <w:r>
@@ -782,7 +826,6 @@
           <w:sz w:val="28"/>
           <w:szCs w:val="28"/>
         </w:rPr>
-        <w:lastRenderedPageBreak/>
         <w:t>Một hệ thống có thể đạt Verification nhưng không đạt Validation nếu nó được xây dựng đúng theo tài liệu nhưng tài liệu đó lại không phản ánh đúng nhu cầu người dùng.</w:t>
       </w:r>
     </w:p>
@@ -963,7 +1006,7 @@
           <w:szCs w:val="28"/>
         </w:rPr>
         <w:pict w14:anchorId="253F4298">
-          <v:rect id="_x0000_i1202" style="width:0;height:1.5pt" o:hralign="center" o:hrstd="t" o:hr="t" fillcolor="#a0a0a0" stroked="f"/>
+          <v:rect id="_x0000_i1025" style="width:0;height:1.5pt" o:hralign="center" o:hrstd="t" o:hr="t" fillcolor="#a0a0a0" stroked="f"/>
         </w:pict>
       </w:r>
     </w:p>
@@ -1506,7 +1549,7 @@
           <w:szCs w:val="28"/>
         </w:rPr>
         <w:pict w14:anchorId="06EA972A">
-          <v:rect id="_x0000_i1203" style="width:0;height:1.5pt" o:hralign="center" o:hrstd="t" o:hr="t" fillcolor="#a0a0a0" stroked="f"/>
+          <v:rect id="_x0000_i1026" style="width:0;height:1.5pt" o:hralign="center" o:hrstd="t" o:hr="t" fillcolor="#a0a0a0" stroked="f"/>
         </w:pict>
       </w:r>
     </w:p>
@@ -1638,6 +1681,7 @@
           <w:sz w:val="28"/>
           <w:szCs w:val="28"/>
         </w:rPr>
+        <w:lastRenderedPageBreak/>
         <w:t>➡️</w:t>
       </w:r>
       <w:r>
@@ -1664,7 +1708,7 @@
           <w:szCs w:val="28"/>
         </w:rPr>
         <w:pict w14:anchorId="70B5E6D8">
-          <v:rect id="_x0000_i1204" style="width:0;height:1.5pt" o:hralign="center" o:hrstd="t" o:hr="t" fillcolor="#a0a0a0" stroked="f"/>
+          <v:rect id="_x0000_i1027" style="width:0;height:1.5pt" o:hralign="center" o:hrstd="t" o:hr="t" fillcolor="#a0a0a0" stroked="f"/>
         </w:pict>
       </w:r>
     </w:p>
@@ -1686,7 +1730,6 @@
           <w:sz w:val="28"/>
           <w:szCs w:val="28"/>
         </w:rPr>
-        <w:lastRenderedPageBreak/>
         <w:t>🔷</w:t>
       </w:r>
       <w:r>
@@ -2077,7 +2120,7 @@
           <w:szCs w:val="28"/>
         </w:rPr>
         <w:pict w14:anchorId="0D65DC57">
-          <v:rect id="_x0000_i1205" style="width:0;height:1.5pt" o:hralign="center" o:hrstd="t" o:hr="t" fillcolor="#a0a0a0" stroked="f"/>
+          <v:rect id="_x0000_i1028" style="width:0;height:1.5pt" o:hralign="center" o:hrstd="t" o:hr="t" fillcolor="#a0a0a0" stroked="f"/>
         </w:pict>
       </w:r>
     </w:p>
@@ -2234,6 +2277,7 @@
           <w:sz w:val="28"/>
           <w:szCs w:val="28"/>
         </w:rPr>
+        <w:lastRenderedPageBreak/>
         <w:t xml:space="preserve">Khi nhiều người truy cập: </w:t>
       </w:r>
     </w:p>
@@ -2272,7 +2316,6 @@
           <w:sz w:val="28"/>
           <w:szCs w:val="28"/>
         </w:rPr>
-        <w:lastRenderedPageBreak/>
         <w:t>➡️</w:t>
       </w:r>
       <w:r>
@@ -2366,7 +2409,7 @@
           <w:szCs w:val="28"/>
         </w:rPr>
         <w:pict w14:anchorId="17C2B06D">
-          <v:rect id="_x0000_i1206" style="width:0;height:1.5pt" o:hralign="center" o:hrstd="t" o:hr="t" fillcolor="#a0a0a0" stroked="f"/>
+          <v:rect id="_x0000_i1029" style="width:0;height:1.5pt" o:hralign="center" o:hrstd="t" o:hr="t" fillcolor="#a0a0a0" stroked="f"/>
         </w:pict>
       </w:r>
     </w:p>
@@ -2534,7 +2577,7 @@
           <w:szCs w:val="28"/>
         </w:rPr>
         <w:pict w14:anchorId="22F70FA1">
-          <v:rect id="_x0000_i1207" style="width:0;height:1.5pt" o:hralign="center" o:hrstd="t" o:hr="t" fillcolor="#a0a0a0" stroked="f"/>
+          <v:rect id="_x0000_i1030" style="width:0;height:1.5pt" o:hralign="center" o:hrstd="t" o:hr="t" fillcolor="#a0a0a0" stroked="f"/>
         </w:pict>
       </w:r>
     </w:p>
@@ -2790,6 +2833,7 @@
           <w:sz w:val="28"/>
           <w:szCs w:val="28"/>
         </w:rPr>
+        <w:lastRenderedPageBreak/>
         <w:t xml:space="preserve">Thiếu chức năng thanh toán </w:t>
       </w:r>
     </w:p>
@@ -2828,9 +2872,8 @@
           <w:sz w:val="28"/>
           <w:szCs w:val="28"/>
         </w:rPr>
-        <w:lastRenderedPageBreak/>
         <w:pict w14:anchorId="7B1F58A5">
-          <v:rect id="_x0000_i1208" style="width:0;height:1.5pt" o:hralign="center" o:hrstd="t" o:hr="t" fillcolor="#a0a0a0" stroked="f"/>
+          <v:rect id="_x0000_i1031" style="width:0;height:1.5pt" o:hralign="center" o:hrstd="t" o:hr="t" fillcolor="#a0a0a0" stroked="f"/>
         </w:pict>
       </w:r>
     </w:p>
@@ -3052,7 +3095,7 @@
           <w:szCs w:val="28"/>
         </w:rPr>
         <w:pict w14:anchorId="7C98A4E1">
-          <v:rect id="_x0000_i1209" style="width:0;height:1.5pt" o:hralign="center" o:hrstd="t" o:hr="t" fillcolor="#a0a0a0" stroked="f"/>
+          <v:rect id="_x0000_i1032" style="width:0;height:1.5pt" o:hralign="center" o:hrstd="t" o:hr="t" fillcolor="#a0a0a0" stroked="f"/>
         </w:pict>
       </w:r>
     </w:p>
@@ -3295,7 +3338,7 @@
           <w:szCs w:val="28"/>
         </w:rPr>
         <w:pict w14:anchorId="06FA3E28">
-          <v:rect id="_x0000_i1210" style="width:0;height:1.5pt" o:hralign="center" o:hrstd="t" o:hr="t" fillcolor="#a0a0a0" stroked="f"/>
+          <v:rect id="_x0000_i1033" style="width:0;height:1.5pt" o:hralign="center" o:hrstd="t" o:hr="t" fillcolor="#a0a0a0" stroked="f"/>
         </w:pict>
       </w:r>
     </w:p>
@@ -3344,6 +3387,7 @@
           <w:sz w:val="28"/>
           <w:szCs w:val="28"/>
         </w:rPr>
+        <w:lastRenderedPageBreak/>
         <w:t>👉</w:t>
       </w:r>
       <w:r>
@@ -3394,7 +3438,6 @@
           <w:sz w:val="28"/>
           <w:szCs w:val="28"/>
         </w:rPr>
-        <w:lastRenderedPageBreak/>
         <w:t xml:space="preserve">Sai thiết kế → kéo theo sai code </w:t>
       </w:r>
     </w:p>
@@ -3438,7 +3481,7 @@
           <w:szCs w:val="28"/>
         </w:rPr>
         <w:pict w14:anchorId="492F4618">
-          <v:rect id="_x0000_i1211" style="width:0;height:1.5pt" o:hralign="center" o:hrstd="t" o:hr="t" fillcolor="#a0a0a0" stroked="f"/>
+          <v:rect id="_x0000_i1034" style="width:0;height:1.5pt" o:hralign="center" o:hrstd="t" o:hr="t" fillcolor="#a0a0a0" stroked="f"/>
         </w:pict>
       </w:r>
     </w:p>
@@ -3662,7 +3705,7 @@
           <w:szCs w:val="28"/>
         </w:rPr>
         <w:pict w14:anchorId="35A0DE16">
-          <v:rect id="_x0000_i1212" style="width:0;height:1.5pt" o:hralign="center" o:hrstd="t" o:hr="t" fillcolor="#a0a0a0" stroked="f"/>
+          <v:rect id="_x0000_i1035" style="width:0;height:1.5pt" o:hralign="center" o:hrstd="t" o:hr="t" fillcolor="#a0a0a0" stroked="f"/>
         </w:pict>
       </w:r>
     </w:p>
@@ -3826,8 +3869,9 @@
           <w:sz w:val="28"/>
           <w:szCs w:val="28"/>
         </w:rPr>
+        <w:lastRenderedPageBreak/>
         <w:pict w14:anchorId="7774C3E3">
-          <v:rect id="_x0000_i1213" style="width:0;height:1.5pt" o:hralign="center" o:hrstd="t" o:hr="t" fillcolor="#a0a0a0" stroked="f"/>
+          <v:rect id="_x0000_i1036" style="width:0;height:1.5pt" o:hralign="center" o:hrstd="t" o:hr="t" fillcolor="#a0a0a0" stroked="f"/>
         </w:pict>
       </w:r>
     </w:p>
@@ -3870,7 +3914,6 @@
           <w:sz w:val="28"/>
           <w:szCs w:val="28"/>
         </w:rPr>
-        <w:lastRenderedPageBreak/>
         <w:t xml:space="preserve">Kiểm tra: </w:t>
       </w:r>
     </w:p>
@@ -3931,7 +3974,7 @@
           <w:szCs w:val="28"/>
         </w:rPr>
         <w:pict w14:anchorId="558BC9C2">
-          <v:rect id="_x0000_i1214" style="width:0;height:1.5pt" o:hralign="center" o:hrstd="t" o:hr="t" fillcolor="#a0a0a0" stroked="f"/>
+          <v:rect id="_x0000_i1037" style="width:0;height:1.5pt" o:hralign="center" o:hrstd="t" o:hr="t" fillcolor="#a0a0a0" stroked="f"/>
         </w:pict>
       </w:r>
     </w:p>
@@ -4332,6 +4375,7 @@
           <w:sz w:val="28"/>
           <w:szCs w:val="28"/>
         </w:rPr>
+        <w:lastRenderedPageBreak/>
         <w:t>Ưu điểm của V&amp;V tĩnh là giúp phát hiện lỗi ngay từ giai đoạn đầu, từ đó giảm chi phí và thời gian sửa lỗi.</w:t>
       </w:r>
     </w:p>
@@ -4362,7 +4406,6 @@
           <w:sz w:val="28"/>
           <w:szCs w:val="28"/>
         </w:rPr>
-        <w:lastRenderedPageBreak/>
         <w:t>V&amp;V động (Dynamic Verification &amp; Validation)</w:t>
       </w:r>
     </w:p>
@@ -4754,6 +4797,7 @@
           <w:sz w:val="28"/>
           <w:szCs w:val="28"/>
         </w:rPr>
+        <w:lastRenderedPageBreak/>
         <w:t>Độ tin cậy (Reliability):</w:t>
       </w:r>
       <w:r>
@@ -4818,7 +4862,6 @@
           <w:sz w:val="28"/>
           <w:szCs w:val="28"/>
         </w:rPr>
-        <w:lastRenderedPageBreak/>
         <w:t>Dễ sử dụng (Usability):</w:t>
       </w:r>
       <w:r>
@@ -10467,6 +10510,7 @@
   <w:style w:type="character" w:default="1" w:styleId="DefaultParagraphFont">
     <w:name w:val="Default Paragraph Font"/>
     <w:uiPriority w:val="1"/>
+    <w:semiHidden/>
     <w:unhideWhenUsed/>
   </w:style>
   <w:style w:type="table" w:default="1" w:styleId="TableNormal">
